--- a/backend/uploads/4/e330ae35f65146f3b4f72666743cef83.docx
+++ b/backend/uploads/4/e330ae35f65146f3b4f72666743cef83.docx
@@ -4,216 +4,640 @@
   <w:body>
     <w:p>
       <w:r>
+        <w:t>hello</w:t>
+      </w:r>
+    </w:p>
+    <w:p>
+      <w:pPr>
+        <w:spacing w:before="0" w:after="160" w:line="480" w:lineRule="auto"/>
+        <w:jc w:val="left"/>
+      </w:pPr>
+      <w:r>
+        <w:t>• Ai-Powered Job Market Intelligence System:</w:t>
+      </w:r>
+    </w:p>
+    <w:p>
+      <w:pPr>
+        <w:spacing w:before="0" w:after="160" w:line="480" w:lineRule="auto"/>
+        <w:jc w:val="left"/>
+      </w:pPr>
+      <w:r>
+        <w:rPr>
+          <w:rFonts w:ascii="Calibri" w:hAnsi="Calibri"/>
+          <w:b w:val="0"/>
+          <w:i w:val="0"/>
+          <w:color w:val="000000"/>
+          <w:sz w:val="22"/>
+          <w:strike w:val="0"/>
+          <w:outline w:val="1"/>
+          <w:u w:val="none"/>
+        </w:rPr>
+        <w:t>-Students Don'T Know Which Skills Are Currently In Demand</w:t>
+      </w:r>
+    </w:p>
+    <w:p>
+      <w:pPr>
+        <w:pStyle w:val="Heading1"/>
+        <w:spacing w:before="0" w:after="160" w:line="480" w:lineRule="auto"/>
+        <w:jc w:val="left"/>
+      </w:pPr>
+      <w:r>
+        <w:rPr>
+          <w:rFonts w:ascii="Calibri" w:hAnsi="Calibri"/>
+          <w:b w:val="0"/>
+          <w:i/>
+          <w:color w:val="FF0000"/>
+          <w:sz w:val="22"/>
+          <w:u w:val="single"/>
+          <w:outline w:val="1"/>
+        </w:rPr>
+        <w:t>-Live Api'S - Linkedin Job Apis, Indeed Apis, Openai Apis,</w:t>
+      </w:r>
+    </w:p>
+    <w:p>
+      <w:pPr>
+        <w:spacing w:before="0" w:after="160" w:line="480" w:lineRule="auto"/>
+        <w:jc w:val="left"/>
+      </w:pPr>
+      <w:r>
+        <w:rPr>
+          <w:rFonts w:ascii="Calibri" w:hAnsi="Calibri"/>
+          <w:b w:val="0"/>
+          <w:i/>
+          <w:color w:val="FF0000"/>
+          <w:sz w:val="22"/>
+          <w:u w:val="single"/>
+          <w:strike/>
+          <w:outline w:val="1"/>
+        </w:rPr>
+        <w:t>-Skill Extraction From Job Description, Trend Analysis</w:t>
+      </w:r>
+    </w:p>
+    <w:p>
+      <w:pPr>
+        <w:spacing w:before="0" w:after="160" w:line="480" w:lineRule="auto"/>
+        <w:jc w:val="left"/>
+      </w:pPr>
+    </w:p>
+    <w:p>
+      <w:pPr>
+        <w:spacing w:before="0" w:after="160" w:line="480" w:lineRule="auto"/>
+        <w:jc w:val="center"/>
+      </w:pPr>
+      <w:r>
+        <w:t>• Smart Agriculture Decision Support System:</w:t>
+      </w:r>
+    </w:p>
+    <w:p>
+      <w:pPr>
+        <w:spacing w:before="0" w:after="160" w:line="480" w:lineRule="auto"/>
+        <w:jc w:val="left"/>
+      </w:pPr>
+      <w:r>
+        <w:rPr>
+          <w:rFonts w:ascii="Calibri" w:hAnsi="Calibri"/>
+          <w:b w:val="0"/>
+          <w:i/>
+          <w:color w:val="FF0000"/>
+          <w:sz w:val="48"/>
+          <w:u w:val="single"/>
+          <w:outline w:val="1"/>
+          <w:highlight w:val="yellow"/>
+          <w:shd w:val="clear" w:color="auto" w:fill="FFFF00"/>
+        </w:rPr>
+        <w:t>-Weather Apis, Satellite Apis,</w:t>
+      </w:r>
+    </w:p>
+    <w:p>
+      <w:pPr>
+        <w:spacing w:before="0" w:after="160" w:line="480" w:lineRule="auto"/>
+        <w:jc w:val="left"/>
+      </w:pPr>
+      <w:r>
         <w:rPr>
           <w:rFonts w:ascii="Calibri" w:hAnsi="Calibri"/>
           <w:b/>
           <w:i/>
+          <w:color w:val="FF0000"/>
           <w:sz w:val="22"/>
+          <w:u w:val="single"/>
+          <w:outline w:val="1"/>
         </w:rPr>
-        <w:t>1. AI-powered Job market intelligence system:</w:t>
-      </w:r>
-    </w:p>
-    <w:p>
+        <w:t>-Crop Recommendation, Disease Prediction, Yield Forecasting</w:t>
+      </w:r>
+    </w:p>
+    <w:p>
+      <w:pPr>
+        <w:spacing w:before="0" w:after="160" w:line="480" w:lineRule="auto"/>
+        <w:jc w:val="left"/>
+      </w:pPr>
+    </w:p>
+    <w:p>
+      <w:pPr>
+        <w:spacing w:before="0" w:after="160" w:line="480" w:lineRule="auto"/>
+        <w:jc w:val="left"/>
+      </w:pPr>
+      <w:r>
+        <w:t>• Ai-Powered Digital Twin For Smart Cities:</w:t>
+      </w:r>
+    </w:p>
+    <w:p>
+      <w:pPr>
+        <w:spacing w:before="0" w:after="160" w:line="480" w:lineRule="auto"/>
+        <w:jc w:val="left"/>
+      </w:pPr>
       <w:r>
         <w:rPr>
           <w:rFonts w:ascii="Calibri" w:hAnsi="Calibri"/>
           <w:b/>
           <w:i/>
+          <w:color w:val="FF0000"/>
           <w:sz w:val="22"/>
+          <w:highlight w:val="green"/>
+          <w:shd w:val="clear" w:color="auto" w:fill="00FF00"/>
+          <w:outline w:val="1"/>
         </w:rPr>
-        <w:t>-students don't know which skills are currently in demand</w:t>
-      </w:r>
-    </w:p>
-    <w:p>
+        <w:t>-Cities Collect Huge Amount Of Data But Cannot Predict Traffic, Pollution, Accidents And Resource Demand Effectively.</w:t>
+      </w:r>
+    </w:p>
+    <w:p>
+      <w:pPr>
+        <w:spacing w:before="0" w:after="160" w:line="480" w:lineRule="auto"/>
+        <w:jc w:val="left"/>
+      </w:pPr>
+      <w:r>
+        <w:rPr>
+          <w:rFonts w:ascii="Calibri" w:hAnsi="Calibri"/>
+          <w:b w:val="0"/>
+          <w:i/>
+          <w:color w:val="FF0000"/>
+          <w:sz w:val="22"/>
+          <w:u w:val="single"/>
+          <w:outline w:val="1"/>
+        </w:rPr>
+        <w:t>-Apis - Google Maps, Aoi Apis, Weather And Traffic Apis.</w:t>
+      </w:r>
+    </w:p>
+    <w:p>
+      <w:pPr>
+        <w:spacing w:before="0" w:after="160" w:line="480" w:lineRule="auto"/>
+        <w:jc w:val="left"/>
+      </w:pPr>
+    </w:p>
+    <w:p>
+      <w:pPr>
+        <w:spacing w:before="0" w:after="160" w:line="480" w:lineRule="auto"/>
+        <w:jc w:val="left"/>
+      </w:pPr>
+      <w:r>
+        <w:t>• Ai-Powered Missing Person Identification Platform:</w:t>
+      </w:r>
+    </w:p>
+    <w:p>
+      <w:pPr>
+        <w:spacing w:before="0" w:after="160" w:line="480" w:lineRule="auto"/>
+        <w:jc w:val="left"/>
+      </w:pPr>
       <w:r>
         <w:rPr>
           <w:rFonts w:ascii="Calibri" w:hAnsi="Calibri"/>
           <w:b/>
           <w:i/>
+          <w:color w:val="FF0000"/>
           <w:sz w:val="22"/>
+          <w:u w:val="single"/>
+          <w:outline w:val="1"/>
         </w:rPr>
-        <w:t>-Live API's - LinkedIn job apis, Indeed apis, openAi apis,</w:t>
-      </w:r>
-    </w:p>
-    <w:p>
+        <w:t>-Upload Image, Search Database, Generate Alert,</w:t>
+      </w:r>
+    </w:p>
+    <w:p>
+      <w:pPr>
+        <w:spacing w:before="0" w:after="160" w:line="480" w:lineRule="auto"/>
+        <w:jc w:val="left"/>
+      </w:pPr>
+      <w:r>
+        <w:rPr>
+          <w:rFonts w:ascii="Calibri" w:hAnsi="Calibri"/>
+          <w:b w:val="0"/>
+          <w:i/>
+          <w:color w:val="FF0000"/>
+          <w:sz w:val="22"/>
+          <w:u w:val="single"/>
+          <w:outline w:val="1"/>
+        </w:rPr>
+        <w:t>-Use Ready Made Face Recognition Libraries</w:t>
+      </w:r>
+    </w:p>
+    <w:p>
+      <w:pPr>
+        <w:spacing w:before="0" w:after="160" w:line="480" w:lineRule="auto"/>
+        <w:jc w:val="left"/>
+      </w:pPr>
+    </w:p>
+    <w:p>
+      <w:pPr>
+        <w:spacing w:before="0" w:after="160" w:line="480" w:lineRule="auto"/>
+        <w:jc w:val="left"/>
+      </w:pPr>
+      <w:r>
+        <w:t>• Women Safety And Smart Emergency Response System:</w:t>
+      </w:r>
+    </w:p>
+    <w:p>
+      <w:pPr>
+        <w:spacing w:before="0" w:after="160" w:line="480" w:lineRule="auto"/>
+        <w:jc w:val="left"/>
+      </w:pPr>
       <w:r>
         <w:rPr>
           <w:rFonts w:ascii="Calibri" w:hAnsi="Calibri"/>
           <w:b/>
           <w:i/>
+          <w:color w:val="FF0000"/>
           <w:sz w:val="22"/>
+          <w:outline w:val="1"/>
+          <w:u w:val="single"/>
         </w:rPr>
-        <w:t>-skill extraction from job description, trend analysis</w:t>
-      </w:r>
-    </w:p>
-    <w:p/>
-    <w:p>
+        <w:t>-Live Location Tracking, Emergency Alert, Nearby Police Station Detection, Safe Route Recommendation</w:t>
+      </w:r>
+    </w:p>
+    <w:p>
+      <w:pPr>
+        <w:spacing w:before="0" w:after="160" w:line="480" w:lineRule="auto"/>
+        <w:jc w:val="left"/>
+      </w:pPr>
+    </w:p>
+    <w:p>
+      <w:pPr>
+        <w:spacing w:before="0" w:after="160" w:line="480" w:lineRule="auto"/>
+        <w:jc w:val="left"/>
+      </w:pPr>
+      <w:r>
+        <w:t>• Ai-Powered Road Damage Reporting:</w:t>
+      </w:r>
+    </w:p>
+    <w:p>
+      <w:pPr>
+        <w:spacing w:before="0" w:after="160" w:line="480" w:lineRule="auto"/>
+        <w:jc w:val="left"/>
+      </w:pPr>
+    </w:p>
+    <w:p>
+      <w:pPr>
+        <w:spacing w:before="0" w:after="160" w:line="480" w:lineRule="auto"/>
+        <w:jc w:val="left"/>
+      </w:pPr>
+      <w:r>
+        <w:t>• Road Accident Reporting, Emergency Calling:</w:t>
+      </w:r>
+    </w:p>
+    <w:p>
+      <w:pPr>
+        <w:spacing w:before="0" w:after="160" w:line="480" w:lineRule="auto"/>
+        <w:jc w:val="left"/>
+      </w:pPr>
       <w:r>
         <w:rPr>
           <w:rFonts w:ascii="Calibri" w:hAnsi="Calibri"/>
-          <w:b/>
+          <w:b w:val="0"/>
           <w:i/>
+          <w:color w:val="FF0000"/>
           <w:sz w:val="22"/>
+          <w:u w:val="single"/>
+          <w:outline w:val="1"/>
         </w:rPr>
-        <w:t>2. Smart Agriculture Decision Support System:</w:t>
-      </w:r>
-    </w:p>
-    <w:p>
-      <w:r>
-        <w:rPr>
-          <w:rFonts w:ascii="Calibri" w:hAnsi="Calibri"/>
-          <w:b/>
-          <w:i/>
-          <w:sz w:val="22"/>
-        </w:rPr>
-        <w:t>-weather apis, satellite apis,</w:t>
-      </w:r>
-    </w:p>
-    <w:p>
-      <w:r>
-        <w:rPr>
-          <w:rFonts w:ascii="Calibri" w:hAnsi="Calibri"/>
-          <w:b/>
-          <w:i/>
-          <w:sz w:val="22"/>
-        </w:rPr>
-        <w:t>-crop recommendation, disease prediction, yield forecasting</w:t>
+        <w:t>-Like Police Stations , Ambulance</w:t>
+      </w:r>
+    </w:p>
+    <w:p>
+      <w:r>
+        <w:br w:type="page"/>
       </w:r>
     </w:p>
     <w:p/>
     <w:p>
       <w:r>
-        <w:rPr>
-          <w:rFonts w:ascii="Calibri" w:hAnsi="Calibri"/>
-          <w:b/>
-          <w:i/>
-          <w:sz w:val="22"/>
-        </w:rPr>
-        <w:t>3. AI-powered digital Twin for smart cities:</w:t>
-      </w:r>
-    </w:p>
-    <w:p>
-      <w:r>
-        <w:rPr>
-          <w:rFonts w:ascii="Calibri" w:hAnsi="Calibri"/>
-          <w:b/>
-          <w:i/>
-          <w:sz w:val="22"/>
-        </w:rPr>
-        <w:t>-cities collect huge amount of data but cannot predict traffic, pollution, accidents and resource demand effectively.</w:t>
-      </w:r>
-    </w:p>
-    <w:p>
-      <w:r>
-        <w:rPr>
-          <w:rFonts w:ascii="Calibri" w:hAnsi="Calibri"/>
-          <w:b/>
-          <w:i/>
-          <w:sz w:val="22"/>
-        </w:rPr>
-        <w:t>-APIS - Google maps, AOI apis, weather and traffic apis.</w:t>
+        <w:br w:type="page"/>
+      </w:r>
+    </w:p>
+    <w:p>
+      <w:r>
+        <w:br w:type="page"/>
+      </w:r>
+    </w:p>
+    <w:p>
+      <w:r>
+        <w:br w:type="page"/>
+      </w:r>
+    </w:p>
+    <w:p>
+      <w:r>
+        <w:fldChar w:fldCharType="begin"/>
+        <w:instrText> DATE \@ "DD/MM/YYYY" \* MERGEFORMAT </w:instrText>
+        <w:fldChar w:fldCharType="end"/>
       </w:r>
     </w:p>
     <w:p/>
     <w:p>
-      <w:r>
-        <w:rPr>
-          <w:rFonts w:ascii="Calibri" w:hAnsi="Calibri"/>
-          <w:b/>
-          <w:i/>
-          <w:sz w:val="22"/>
-        </w:rPr>
-        <w:t>4. AI-Powered missing person Identification platform:</w:t>
-      </w:r>
-    </w:p>
-    <w:p>
-      <w:r>
-        <w:rPr>
-          <w:rFonts w:ascii="Calibri" w:hAnsi="Calibri"/>
-          <w:b/>
-          <w:i/>
-          <w:sz w:val="22"/>
-        </w:rPr>
-        <w:t>-Upload image, search database, generate alert,</w:t>
-      </w:r>
-    </w:p>
-    <w:p>
-      <w:r>
-        <w:rPr>
-          <w:rFonts w:ascii="Calibri" w:hAnsi="Calibri"/>
-          <w:b/>
-          <w:i/>
-          <w:sz w:val="22"/>
-        </w:rPr>
-        <w:t>-use ready made face recognition libraries</w:t>
+      <w:pPr>
+        <w:ind w:left="720" w:hanging="360"/>
+      </w:pPr>
+      <w:r>
+        <w:t>• Apple</w:t>
       </w:r>
     </w:p>
     <w:p/>
     <w:p>
-      <w:r>
-        <w:rPr>
-          <w:rFonts w:ascii="Calibri" w:hAnsi="Calibri"/>
-          <w:b/>
-          <w:i/>
-          <w:sz w:val="22"/>
-        </w:rPr>
-        <w:t>5. Women safety and smart emergency response system:</w:t>
-      </w:r>
-    </w:p>
-    <w:p>
-      <w:r>
-        <w:rPr>
-          <w:rFonts w:ascii="Calibri" w:hAnsi="Calibri"/>
-          <w:b/>
-          <w:i/>
-          <w:sz w:val="22"/>
-        </w:rPr>
-        <w:t>-live location tracking, emergency alert, nearby police station detection, safe route recommendation</w:t>
+      <w:pPr>
+        <w:ind w:left="720" w:hanging="360"/>
+      </w:pPr>
+      <w:r>
+        <w:t>• Banana</w:t>
       </w:r>
     </w:p>
     <w:p/>
     <w:p>
-      <w:r>
-        <w:rPr>
-          <w:rFonts w:ascii="Calibri" w:hAnsi="Calibri"/>
-          <w:b/>
-          <w:i/>
-          <w:sz w:val="22"/>
-        </w:rPr>
-        <w:t>6. AI-powered road damage reporting:</w:t>
-      </w:r>
-    </w:p>
-    <w:p/>
-    <w:p>
-      <w:r>
-        <w:rPr>
-          <w:rFonts w:ascii="Calibri" w:hAnsi="Calibri"/>
-          <w:b/>
-          <w:i/>
-          <w:sz w:val="22"/>
-        </w:rPr>
-        <w:t>7. Road Accident reporting, emergency calling:</w:t>
-      </w:r>
-    </w:p>
-    <w:p>
-      <w:r>
-        <w:rPr>
-          <w:rFonts w:ascii="Calibri" w:hAnsi="Calibri"/>
-          <w:b/>
-          <w:i/>
-          <w:sz w:val="22"/>
-        </w:rPr>
-        <w:t>-like police stations , ambulance</w:t>
-      </w:r>
-    </w:p>
+      <w:pPr>
+        <w:ind w:left="720" w:hanging="360"/>
+      </w:pPr>
+      <w:r>
+        <w:t>• Mango</w:t>
+      </w:r>
+    </w:p>
+    <w:p>
+      <w:r>
+        <w:t>text</w:t>
+      </w:r>
+    </w:p>
+    <w:p>
+      <w:pPr>
+        <w:ind w:left="720" w:hanging="360"/>
+      </w:pPr>
+      <w:r>
+        <w:t>• {'text': 'Step 1'}</w:t>
+      </w:r>
+    </w:p>
+    <w:p>
+      <w:pPr>
+        <w:ind w:left="720" w:hanging="360"/>
+      </w:pPr>
+      <w:r>
+        <w:t>• {'text': 'Step 2'}</w:t>
+      </w:r>
+    </w:p>
+    <w:p>
+      <w:pPr>
+        <w:ind w:left="720" w:hanging="360"/>
+      </w:pPr>
+      <w:r>
+        <w:t>• {'text': 'Step 3'}</w:t>
+      </w:r>
+    </w:p>
+    <w:p>
+      <w:pPr>
+        <w:ind w:left="360"/>
+      </w:pPr>
+      <w:r>
+        <w:t>☐ Buy milk</w:t>
+      </w:r>
+    </w:p>
+    <w:p>
+      <w:pPr>
+        <w:ind w:left="360"/>
+      </w:pPr>
+      <w:r>
+        <w:t>☐ Buy eggs</w:t>
+      </w:r>
+    </w:p>
+    <w:p>
+      <w:pPr>
+        <w:ind w:left="360"/>
+      </w:pPr>
+      <w:r>
+        <w:t>☐ Buy bread</w:t>
+      </w:r>
+    </w:p>
+    <w:tbl>
+      <w:tblPr>
+        <w:tblW w:type="auto" w:w="0"/>
+        <w:tblLook w:firstColumn="1" w:firstRow="1" w:lastColumn="0" w:lastRow="0" w:noHBand="0" w:noVBand="1" w:val="04A0"/>
+        <w:tblBorders>
+          <w:top w:val="single" w:sz="1" w:color="000000"/>
+          <w:left w:val="single" w:sz="1" w:color="000000"/>
+          <w:bottom w:val="single" w:sz="1" w:color="000000"/>
+          <w:right w:val="single" w:sz="1" w:color="000000"/>
+          <w:insideH w:val="single" w:sz="1" w:color="000000"/>
+          <w:insideV w:val="single" w:sz="1" w:color="000000"/>
+        </w:tblBorders>
+      </w:tblPr>
+      <w:tblGrid>
+        <w:gridCol w:w="4653"/>
+        <w:gridCol w:w="4653"/>
+        <w:gridCol w:w="4653"/>
+      </w:tblGrid>
+      <w:tr>
+        <w:tc>
+          <w:tcPr>
+            <w:tcW w:type="dxa" w:w="4653"/>
+          </w:tcPr>
+          <w:p/>
+        </w:tc>
+        <w:tc>
+          <w:tcPr>
+            <w:tcW w:type="dxa" w:w="4653"/>
+          </w:tcPr>
+          <w:p/>
+        </w:tc>
+        <w:tc>
+          <w:tcPr>
+            <w:tcW w:type="dxa" w:w="4653"/>
+          </w:tcPr>
+          <w:p/>
+        </w:tc>
+      </w:tr>
+      <w:tr>
+        <w:tc>
+          <w:tcPr>
+            <w:tcW w:type="dxa" w:w="4653"/>
+          </w:tcPr>
+          <w:p/>
+        </w:tc>
+        <w:tc>
+          <w:tcPr>
+            <w:tcW w:type="dxa" w:w="4653"/>
+          </w:tcPr>
+          <w:p/>
+        </w:tc>
+        <w:tc>
+          <w:tcPr>
+            <w:tcW w:type="dxa" w:w="4653"/>
+          </w:tcPr>
+          <w:p/>
+        </w:tc>
+      </w:tr>
+      <w:tr>
+        <w:tc>
+          <w:tcPr>
+            <w:tcW w:type="dxa" w:w="4653"/>
+          </w:tcPr>
+          <w:p/>
+        </w:tc>
+        <w:tc>
+          <w:tcPr>
+            <w:tcW w:type="dxa" w:w="4653"/>
+          </w:tcPr>
+          <w:p/>
+        </w:tc>
+        <w:tc>
+          <w:tcPr>
+            <w:tcW w:type="dxa" w:w="4653"/>
+          </w:tcPr>
+          <w:p/>
+        </w:tc>
+      </w:tr>
+      <w:tr>
+        <w:tc>
+          <w:tcPr>
+            <w:tcW w:type="dxa" w:w="4653"/>
+          </w:tcPr>
+          <w:p>
+            <w:r>
+              <w:t>John</w:t>
+            </w:r>
+          </w:p>
+        </w:tc>
+        <w:tc>
+          <w:tcPr>
+            <w:tcW w:type="dxa" w:w="4653"/>
+          </w:tcPr>
+          <w:p>
+            <w:r>
+              <w:t>25</w:t>
+            </w:r>
+          </w:p>
+        </w:tc>
+        <w:tc>
+          <w:tcPr>
+            <w:tcW w:type="dxa" w:w="4653"/>
+          </w:tcPr>
+          <w:p>
+            <w:r>
+              <w:t>Mumbai</w:t>
+            </w:r>
+          </w:p>
+        </w:tc>
+      </w:tr>
+    </w:tbl>
+    <w:tbl>
+      <w:tblPr>
+        <w:tblW w:type="auto" w:w="0"/>
+        <w:tblLook w:firstColumn="1" w:firstRow="1" w:lastColumn="0" w:lastRow="0" w:noHBand="0" w:noVBand="1" w:val="04A0"/>
+      </w:tblPr>
+      <w:tblGrid>
+        <w:gridCol w:w="4653"/>
+        <w:gridCol w:w="4653"/>
+        <w:gridCol w:w="4653"/>
+      </w:tblGrid>
+      <w:tr>
+        <w:tc>
+          <w:tcPr>
+            <w:tcW w:type="dxa" w:w="4653"/>
+          </w:tcPr>
+          <w:p/>
+        </w:tc>
+        <w:tc>
+          <w:tcPr>
+            <w:tcW w:type="dxa" w:w="4653"/>
+          </w:tcPr>
+          <w:p/>
+        </w:tc>
+        <w:tc>
+          <w:tcPr>
+            <w:tcW w:type="dxa" w:w="4653"/>
+          </w:tcPr>
+          <w:p/>
+        </w:tc>
+      </w:tr>
+      <w:tr>
+        <w:tc>
+          <w:tcPr>
+            <w:tcW w:type="dxa" w:w="4653"/>
+          </w:tcPr>
+          <w:p/>
+        </w:tc>
+        <w:tc>
+          <w:tcPr>
+            <w:tcW w:type="dxa" w:w="4653"/>
+          </w:tcPr>
+          <w:p/>
+        </w:tc>
+        <w:tc>
+          <w:tcPr>
+            <w:tcW w:type="dxa" w:w="4653"/>
+          </w:tcPr>
+          <w:p/>
+        </w:tc>
+      </w:tr>
+    </w:tbl>
     <w:sectPr>
-      <w:pgSz w:w="11906" w:h="16838"/>
+      <w:footerReference w:type="default" r:id="rId6"/>
+      <w:headerReference w:type="first" r:id="rId7"/>
+      <w:headerReference w:type="default" r:id="rId8"/>
+      <w:pgSz w:w="16838" w:h="11906" w:orient="landscape"/>
       <w:pgMar w:top="1440" w:right="1440" w:bottom="1440" w:left="1440" w:header="708" w:footer="708" w:gutter="0"/>
       <w:cols w:space="708"/>
+      <w:titlePg/>
       <w:docGrid w:linePitch="360"/>
     </w:sectPr>
   </w:body>
 </w:document>
+</file>
+
+<file path=word/footer1.xml><?xml version="1.0" encoding="utf-8"?>
+<w:ftr xmlns:m="http://schemas.openxmlformats.org/officeDocument/2006/math" xmlns:mc="http://schemas.openxmlformats.org/markup-compatibility/2006" xmlns:mo="http://schemas.microsoft.com/office/mac/office/2008/main" xmlns:mv="urn:schemas-microsoft-com:mac:vml" xmlns:o="urn:schemas-microsoft-com:office:office" xmlns:r="http://schemas.openxmlformats.org/officeDocument/2006/relationships" xmlns:v="urn:schemas-microsoft-com:vml" xmlns:w10="urn:schemas-microsoft-com:office:word" xmlns:w14="http://schemas.microsoft.com/office/word/2010/wordml" xmlns:w="http://schemas.openxmlformats.org/wordprocessingml/2006/main" xmlns:wne="http://schemas.microsoft.com/office/word/2006/wordml" xmlns:wp14="http://schemas.microsoft.com/office/word/2010/wordprocessingDrawing" xmlns:wp="http://schemas.openxmlformats.org/drawingml/2006/wordprocessingDrawing" xmlns:wpc="http://schemas.microsoft.com/office/word/2010/wordprocessingCanvas" xmlns:wpg="http://schemas.microsoft.com/office/word/2010/wordprocessingGroup" xmlns:wpi="http://schemas.microsoft.com/office/word/2010/wordprocessingInk" xmlns:wps="http://schemas.microsoft.com/office/word/2010/wordprocessingShape" mc:Ignorable="w14 wp14">
+  <w:p>
+    <w:pPr>
+      <w:pStyle w:val="Footer"/>
+      <w:jc w:val="center"/>
+    </w:pPr>
+    <w:r>
+      <w:fldChar w:fldCharType="begin"/>
+      <w:instrText>PAGE</w:instrText>
+      <w:fldChar w:fldCharType="end"/>
+    </w:r>
+    <w:r>
+      <w:t xml:space="preserve"> of </w:t>
+      <w:fldChar w:fldCharType="begin"/>
+      <w:instrText>NUMPAGES</w:instrText>
+      <w:fldChar w:fldCharType="end"/>
+    </w:r>
+  </w:p>
+</w:ftr>
+</file>
+
+<file path=word/header1.xml><?xml version="1.0" encoding="utf-8"?>
+<w:hdr xmlns:m="http://schemas.openxmlformats.org/officeDocument/2006/math" xmlns:mc="http://schemas.openxmlformats.org/markup-compatibility/2006" xmlns:mo="http://schemas.microsoft.com/office/mac/office/2008/main" xmlns:mv="urn:schemas-microsoft-com:mac:vml" xmlns:o="urn:schemas-microsoft-com:office:office" xmlns:r="http://schemas.openxmlformats.org/officeDocument/2006/relationships" xmlns:v="urn:schemas-microsoft-com:vml" xmlns:w10="urn:schemas-microsoft-com:office:word" xmlns:w14="http://schemas.microsoft.com/office/word/2010/wordml" xmlns:w="http://schemas.openxmlformats.org/wordprocessingml/2006/main" xmlns:wne="http://schemas.microsoft.com/office/word/2006/wordml" xmlns:wp14="http://schemas.microsoft.com/office/word/2010/wordprocessingDrawing" xmlns:wp="http://schemas.openxmlformats.org/drawingml/2006/wordprocessingDrawing" xmlns:wpc="http://schemas.microsoft.com/office/word/2010/wordprocessingCanvas" xmlns:wpg="http://schemas.microsoft.com/office/word/2010/wordprocessingGroup" xmlns:wpi="http://schemas.microsoft.com/office/word/2010/wordprocessingInk" xmlns:wps="http://schemas.microsoft.com/office/word/2010/wordprocessingShape" mc:Ignorable="w14 wp14">
+  <w:p>
+    <w:pPr>
+      <w:pStyle w:val="Header"/>
+    </w:pPr>
+    <w:r/>
+  </w:p>
+</w:hdr>
+</file>
+
+<file path=word/header2.xml><?xml version="1.0" encoding="utf-8"?>
+<w:hdr xmlns:m="http://schemas.openxmlformats.org/officeDocument/2006/math" xmlns:mc="http://schemas.openxmlformats.org/markup-compatibility/2006" xmlns:mo="http://schemas.microsoft.com/office/mac/office/2008/main" xmlns:mv="urn:schemas-microsoft-com:mac:vml" xmlns:o="urn:schemas-microsoft-com:office:office" xmlns:r="http://schemas.openxmlformats.org/officeDocument/2006/relationships" xmlns:v="urn:schemas-microsoft-com:vml" xmlns:w10="urn:schemas-microsoft-com:office:word" xmlns:w14="http://schemas.microsoft.com/office/word/2010/wordml" xmlns:w="http://schemas.openxmlformats.org/wordprocessingml/2006/main" xmlns:wne="http://schemas.microsoft.com/office/word/2006/wordml" xmlns:wp14="http://schemas.microsoft.com/office/word/2010/wordprocessingDrawing" xmlns:wp="http://schemas.openxmlformats.org/drawingml/2006/wordprocessingDrawing" xmlns:wpc="http://schemas.microsoft.com/office/word/2010/wordprocessingCanvas" xmlns:wpg="http://schemas.microsoft.com/office/word/2010/wordprocessingGroup" xmlns:wpi="http://schemas.microsoft.com/office/word/2010/wordprocessingInk" xmlns:wps="http://schemas.microsoft.com/office/word/2010/wordprocessingShape" mc:Ignorable="w14 wp14">
+  <w:p>
+    <w:pPr>
+      <w:pStyle w:val="Header"/>
+    </w:pPr>
+    <w:r>
+      <w:t>Chapter Title</w:t>
+    </w:r>
+  </w:p>
+</w:hdr>
 </file>
 
 <file path=word/styles.xml><?xml version="1.0" encoding="utf-8"?>
